--- a/assets/Vita_Shova.docx
+++ b/assets/Vita_Shova.docx
@@ -329,11 +329,9 @@
                   <w:rStyle w:val="Hyperlink"/>
                   <w:rFonts w:ascii="Garamond" w:hAnsi="Garamond"/>
                   <w:noProof/>
-                  <w:color w:val="0000FF"/>
                   <w:szCs w:val="24"/>
-                  <w:u w:val="none"/>
                 </w:rPr>
-                <w:t>shovapoudel12345@gmail.com</w:t>
+                <w:t>shovapaudel0816@gmail.com</w:t>
               </w:r>
             </w:hyperlink>
           </w:p>
@@ -858,7 +856,37 @@
                   <w:szCs w:val="22"/>
                   <w:u w:val="none"/>
                 </w:rPr>
-                <w:t>Tribhuvan University, Institute of Forestry, Hetauda Campus</w:t>
+                <w:t xml:space="preserve">Tribhuvan University, Institute of Forestry, </w:t>
+              </w:r>
+              <w:proofErr w:type="spellStart"/>
+              <w:r>
+                <w:rPr>
+                  <w:rStyle w:val="Hyperlink"/>
+                  <w:rFonts w:ascii="Garamond" w:hAnsi="Garamond"/>
+                  <w:bCs/>
+                  <w:i/>
+                  <w:iCs/>
+                  <w:color w:val="0000FF"/>
+                  <w:sz w:val="22"/>
+                  <w:szCs w:val="22"/>
+                  <w:u w:val="none"/>
+                </w:rPr>
+                <w:t>Hetauda</w:t>
+              </w:r>
+              <w:proofErr w:type="spellEnd"/>
+              <w:r>
+                <w:rPr>
+                  <w:rStyle w:val="Hyperlink"/>
+                  <w:rFonts w:ascii="Garamond" w:hAnsi="Garamond"/>
+                  <w:bCs/>
+                  <w:i/>
+                  <w:iCs/>
+                  <w:color w:val="0000FF"/>
+                  <w:sz w:val="22"/>
+                  <w:szCs w:val="22"/>
+                  <w:u w:val="none"/>
+                </w:rPr>
+                <w:t xml:space="preserve"> Campus</w:t>
               </w:r>
             </w:hyperlink>
             <w:r>
@@ -941,7 +969,27 @@
                 <w:iCs/>
                 <w:szCs w:val="24"/>
               </w:rPr>
-              <w:t>Habitat Suitability Modeling of Parthenium hysterophorous L. Under Current and Future climatic scenarios in Nepal.</w:t>
+              <w:t xml:space="preserve">Habitat Suitability Modeling of Parthenium </w:t>
+            </w:r>
+            <w:proofErr w:type="spellStart"/>
+            <w:r>
+              <w:rPr>
+                <w:rFonts w:ascii="Garamond" w:hAnsi="Garamond"/>
+                <w:i/>
+                <w:iCs/>
+                <w:szCs w:val="24"/>
+              </w:rPr>
+              <w:t>hysterophorous</w:t>
+            </w:r>
+            <w:proofErr w:type="spellEnd"/>
+            <w:r>
+              <w:rPr>
+                <w:rFonts w:ascii="Garamond" w:hAnsi="Garamond"/>
+                <w:i/>
+                <w:iCs/>
+                <w:szCs w:val="24"/>
+              </w:rPr>
+              <w:t xml:space="preserve"> L. Under Current and Future climatic scenarios in Nepal.</w:t>
             </w:r>
           </w:p>
         </w:tc>
@@ -1280,7 +1328,7 @@
                 <w:rFonts w:ascii="Garamond" w:hAnsi="Garamond"/>
                 <w:szCs w:val="24"/>
               </w:rPr>
-              <w:t>| Machine Learning | ARIMA Modeling</w:t>
+              <w:t xml:space="preserve">| Machine Learning | </w:t>
             </w:r>
           </w:p>
         </w:tc>
@@ -2265,7 +2313,37 @@
                   <w:szCs w:val="22"/>
                   <w:u w:val="none"/>
                 </w:rPr>
-                <w:t>Institute of Forestry, Hetauda Campus</w:t>
+                <w:t xml:space="preserve">Institute of Forestry, </w:t>
+              </w:r>
+              <w:proofErr w:type="spellStart"/>
+              <w:r>
+                <w:rPr>
+                  <w:rStyle w:val="Hyperlink"/>
+                  <w:rFonts w:ascii="Garamond" w:hAnsi="Garamond"/>
+                  <w:bCs/>
+                  <w:i/>
+                  <w:iCs/>
+                  <w:color w:val="0000FF"/>
+                  <w:sz w:val="22"/>
+                  <w:szCs w:val="22"/>
+                  <w:u w:val="none"/>
+                </w:rPr>
+                <w:t>Hetauda</w:t>
+              </w:r>
+              <w:proofErr w:type="spellEnd"/>
+              <w:r>
+                <w:rPr>
+                  <w:rStyle w:val="Hyperlink"/>
+                  <w:rFonts w:ascii="Garamond" w:hAnsi="Garamond"/>
+                  <w:bCs/>
+                  <w:i/>
+                  <w:iCs/>
+                  <w:color w:val="0000FF"/>
+                  <w:sz w:val="22"/>
+                  <w:szCs w:val="22"/>
+                  <w:u w:val="none"/>
+                </w:rPr>
+                <w:t xml:space="preserve"> Campus</w:t>
               </w:r>
             </w:hyperlink>
             <w:r>
